--- a/TestingFundamentals/TestPlanDocument.docx
+++ b/TestingFundamentals/TestPlanDocument.docx
@@ -199,13 +199,47 @@
           <w:u w:val="single"/>
         </w:rPr>
       </w:pPr>
+      <w:proofErr w:type="gramStart"/>
+      <w:r>
+        <w:rPr>
+          <w:rFonts w:ascii="Times New Roman" w:eastAsia="Times New Roman" w:hAnsi="Times New Roman" w:cs="Times New Roman"/>
+          <w:sz w:val="24"/>
+          <w:szCs w:val="24"/>
+        </w:rPr>
+        <w:t>Team</w:t>
+      </w:r>
+      <w:r>
+        <w:rPr>
+          <w:rFonts w:ascii="Times New Roman" w:eastAsia="Times New Roman" w:hAnsi="Times New Roman" w:cs="Times New Roman"/>
+          <w:sz w:val="24"/>
+          <w:szCs w:val="24"/>
+        </w:rPr>
+        <w:t xml:space="preserve"> </w:t>
+      </w:r>
+      <w:r>
+        <w:rPr>
+          <w:rFonts w:ascii="Times New Roman" w:eastAsia="Times New Roman" w:hAnsi="Times New Roman" w:cs="Times New Roman"/>
+          <w:sz w:val="24"/>
+          <w:szCs w:val="24"/>
+        </w:rPr>
+        <w:t xml:space="preserve"> </w:t>
+      </w:r>
       <w:r>
         <w:rPr>
           <w:rFonts w:ascii="Times New Roman" w:hAnsi="Times New Roman" w:cs="Times New Roman"/>
           <w:sz w:val="24"/>
           <w:szCs w:val="24"/>
         </w:rPr>
-        <w:t xml:space="preserve">As a single SDET trainee, I will follow a </w:t>
+        <w:t>will</w:t>
+      </w:r>
+      <w:proofErr w:type="gramEnd"/>
+      <w:r>
+        <w:rPr>
+          <w:rFonts w:ascii="Times New Roman" w:hAnsi="Times New Roman" w:cs="Times New Roman"/>
+          <w:sz w:val="24"/>
+          <w:szCs w:val="24"/>
+        </w:rPr>
+        <w:t xml:space="preserve"> follow a </w:t>
       </w:r>
       <w:r>
         <w:rPr>
@@ -239,7 +273,31 @@
           <w:sz w:val="24"/>
           <w:szCs w:val="24"/>
         </w:rPr>
-        <w:t>. I will ensure basic functionality works correctly before moving to deeper testing.</w:t>
+        <w:t xml:space="preserve">. </w:t>
+      </w:r>
+      <w:r>
+        <w:rPr>
+          <w:rFonts w:ascii="Times New Roman" w:eastAsia="Times New Roman" w:hAnsi="Times New Roman" w:cs="Times New Roman"/>
+          <w:sz w:val="24"/>
+          <w:szCs w:val="24"/>
+        </w:rPr>
+        <w:t>Team</w:t>
+      </w:r>
+      <w:r>
+        <w:rPr>
+          <w:rFonts w:ascii="Times New Roman" w:eastAsia="Times New Roman" w:hAnsi="Times New Roman" w:cs="Times New Roman"/>
+          <w:sz w:val="24"/>
+          <w:szCs w:val="24"/>
+        </w:rPr>
+        <w:t xml:space="preserve"> </w:t>
+      </w:r>
+      <w:r>
+        <w:rPr>
+          <w:rFonts w:ascii="Times New Roman" w:hAnsi="Times New Roman" w:cs="Times New Roman"/>
+          <w:sz w:val="24"/>
+          <w:szCs w:val="24"/>
+        </w:rPr>
+        <w:t>will ensure basic functionality works correctly before moving to deeper testing.</w:t>
       </w:r>
     </w:p>
     <w:p>
@@ -286,7 +344,15 @@
           <w:sz w:val="24"/>
           <w:szCs w:val="24"/>
         </w:rPr>
-        <w:t xml:space="preserve">I will perform </w:t>
+        <w:t>Team</w:t>
+      </w:r>
+      <w:r>
+        <w:rPr>
+          <w:rFonts w:ascii="Times New Roman" w:eastAsia="Times New Roman" w:hAnsi="Times New Roman" w:cs="Times New Roman"/>
+          <w:sz w:val="24"/>
+          <w:szCs w:val="24"/>
+        </w:rPr>
+        <w:t xml:space="preserve"> will perform </w:t>
       </w:r>
       <w:r>
         <w:rPr>
@@ -326,7 +392,23 @@
           <w:sz w:val="24"/>
           <w:szCs w:val="24"/>
         </w:rPr>
-        <w:t xml:space="preserve">I will create and maintain </w:t>
+        <w:t>Team</w:t>
+      </w:r>
+      <w:r>
+        <w:rPr>
+          <w:rFonts w:ascii="Times New Roman" w:eastAsia="Times New Roman" w:hAnsi="Times New Roman" w:cs="Times New Roman"/>
+          <w:sz w:val="24"/>
+          <w:szCs w:val="24"/>
+        </w:rPr>
+        <w:t xml:space="preserve"> </w:t>
+      </w:r>
+      <w:r>
+        <w:rPr>
+          <w:rFonts w:ascii="Times New Roman" w:eastAsia="Times New Roman" w:hAnsi="Times New Roman" w:cs="Times New Roman"/>
+          <w:sz w:val="24"/>
+          <w:szCs w:val="24"/>
+        </w:rPr>
+        <w:t xml:space="preserve">will create and maintain </w:t>
       </w:r>
       <w:r>
         <w:rPr>
@@ -1229,6 +1311,7 @@
           <w:bCs/>
           <w:sz w:val="36"/>
           <w:szCs w:val="36"/>
+          <w:u w:val="single"/>
         </w:rPr>
       </w:pPr>
       <w:r>
@@ -1238,6 +1321,7 @@
           <w:bCs/>
           <w:sz w:val="36"/>
           <w:szCs w:val="36"/>
+          <w:u w:val="single"/>
         </w:rPr>
         <w:lastRenderedPageBreak/>
         <w:t>Resources Planning</w:t>
@@ -1380,6 +1464,7 @@
           <w:bCs/>
           <w:sz w:val="36"/>
           <w:szCs w:val="36"/>
+          <w:u w:val="single"/>
         </w:rPr>
       </w:pPr>
       <w:r>
@@ -1389,6 +1474,7 @@
           <w:bCs/>
           <w:sz w:val="36"/>
           <w:szCs w:val="36"/>
+          <w:u w:val="single"/>
         </w:rPr>
         <w:t>Risk Analysis</w:t>
       </w:r>
@@ -1531,18 +1617,6 @@
     <w:p>
       <w:pPr>
         <w:spacing w:after="0" w:line="240" w:lineRule="auto"/>
-        <w:ind w:left="360"/>
-        <w:rPr>
-          <w:rFonts w:ascii="Times New Roman" w:eastAsia="Times New Roman" w:hAnsi="Times New Roman" w:cs="Times New Roman"/>
-          <w:sz w:val="44"/>
-          <w:szCs w:val="44"/>
-          <w:u w:val="single"/>
-        </w:rPr>
-      </w:pPr>
-    </w:p>
-    <w:p>
-      <w:pPr>
-        <w:spacing w:after="0" w:line="240" w:lineRule="auto"/>
         <w:outlineLvl w:val="1"/>
         <w:rPr>
           <w:sz w:val="44"/>
@@ -1559,7 +1633,7 @@
           <w:szCs w:val="44"/>
           <w:u w:val="single"/>
         </w:rPr>
-        <w:t>Bugasura</w:t>
+        <w:t>TestCases</w:t>
       </w:r>
       <w:proofErr w:type="spellEnd"/>
       <w:r>
@@ -1571,7 +1645,7 @@
           <w:szCs w:val="44"/>
           <w:u w:val="single"/>
         </w:rPr>
-        <w:t xml:space="preserve"> 20TestCases:</w:t>
+        <w:t>:</w:t>
       </w:r>
       <w:r>
         <w:rPr>
@@ -1589,34 +1663,39 @@
     </w:p>
     <w:p>
       <w:pPr>
+        <w:tabs>
+          <w:tab w:val="left" w:pos="7160"/>
+        </w:tabs>
         <w:spacing w:after="0" w:line="240" w:lineRule="auto"/>
         <w:outlineLvl w:val="1"/>
         <w:rPr>
-          <w:rFonts w:ascii="Times New Roman" w:eastAsia="Times New Roman" w:hAnsi="Times New Roman" w:cs="Times New Roman"/>
-          <w:bCs/>
-          <w:sz w:val="24"/>
-          <w:szCs w:val="24"/>
-          <w:u w:val="single"/>
+          <w:rFonts w:ascii="Times New Roman" w:hAnsi="Times New Roman" w:cs="Times New Roman"/>
         </w:rPr>
       </w:pPr>
       <w:r>
         <w:t xml:space="preserve">         </w:t>
       </w:r>
       <w:r>
+        <w:rPr>
+          <w:rFonts w:ascii="Times New Roman" w:hAnsi="Times New Roman" w:cs="Times New Roman"/>
+        </w:rPr>
         <w:t xml:space="preserve">  </w:t>
       </w:r>
       <w:hyperlink r:id="rId5" w:history="1">
         <w:r>
           <w:rPr>
             <w:rStyle w:val="Hyperlink"/>
-            <w:rFonts w:ascii="Times New Roman" w:eastAsia="Times New Roman" w:hAnsi="Times New Roman" w:cs="Times New Roman"/>
-            <w:bCs/>
-            <w:sz w:val="24"/>
-            <w:szCs w:val="24"/>
+            <w:rFonts w:ascii="Times New Roman" w:hAnsi="Times New Roman" w:cs="Times New Roman"/>
           </w:rPr>
-          <w:t>https://my.bugasura.io/sdettraineeujitha/linkedintesting1</w:t>
+          <w:t>https://my.bugasura.io/sdettraineeujitha/linkedintesting1/testCases</w:t>
         </w:r>
       </w:hyperlink>
+      <w:r>
+        <w:rPr>
+          <w:rFonts w:ascii="Times New Roman" w:hAnsi="Times New Roman" w:cs="Times New Roman"/>
+        </w:rPr>
+        <w:tab/>
+      </w:r>
     </w:p>
     <w:p>
       <w:pPr>
@@ -1640,9 +1719,11 @@
           <w:kern w:val="36"/>
           <w:sz w:val="48"/>
           <w:szCs w:val="48"/>
-        </w:rPr>
-        <w:t xml:space="preserve"> </w:t>
-      </w:r>
+          <w:u w:val="single"/>
+        </w:rPr>
+        <w:t xml:space="preserve">Bug </w:t>
+      </w:r>
+      <w:proofErr w:type="gramStart"/>
       <w:r>
         <w:rPr>
           <w:rFonts w:ascii="Times New Roman" w:eastAsia="Times New Roman" w:hAnsi="Times New Roman" w:cs="Times New Roman"/>
@@ -1653,9 +1734,8 @@
           <w:szCs w:val="48"/>
           <w:u w:val="single"/>
         </w:rPr>
-        <w:t xml:space="preserve">BUG </w:t>
-      </w:r>
-      <w:proofErr w:type="gramStart"/>
+        <w:t>Report</w:t>
+      </w:r>
       <w:r>
         <w:rPr>
           <w:rFonts w:ascii="Times New Roman" w:eastAsia="Times New Roman" w:hAnsi="Times New Roman" w:cs="Times New Roman"/>
@@ -1666,7 +1746,7 @@
           <w:szCs w:val="48"/>
           <w:u w:val="single"/>
         </w:rPr>
-        <w:t xml:space="preserve">REPORT </w:t>
+        <w:t xml:space="preserve"> </w:t>
       </w:r>
       <w:r>
         <w:rPr>
